--- a/愛知学院大学との企画/20260618_ごちゃまぜメイカーズラボ_企画書_v3.docx
+++ b/愛知学院大学との企画/20260618_ごちゃまぜメイカーズラボ_企画書_v3.docx
@@ -68,8 +68,7 @@
           <w:sz w:val="22"/>
           <w:szCs w:val="22"/>
         </w:rPr>
-        <w:t xml:space="preserve">専門家も、学生も、地域の人も、「答えを持ち寄らず、問いを持ち寄る」場。
-そのごちゃまぜが、学びになる。</w:t>
+        <w:t xml:space="preserve">専門家も、学生も、地域の人も、「答えを持ち寄らず、問いを持ち寄る」場。そのごちゃまぜが、学びになる。</w:t>
       </w:r>
     </w:p>
     <w:p>
@@ -264,7 +263,7 @@
                 <w:szCs w:val="22"/>
               </w:rPr>
               <w:t xml:space="preserve">関わる大人
-（地域社会人 ＋ 診断士等
+（地域社会人＋診断士等
 専門家ボランティア）</w:t>
             </w:r>
           </w:p>
@@ -456,8 +455,6 @@
       <w:r>
         <w:rPr>
           <w:rFonts w:ascii="メイリオ" w:cs="メイリオ" w:eastAsia="メイリオ" w:hAnsi="メイリオ"/>
-          <w:b w:val="false"/>
-          <w:bCs w:val="false"/>
           <w:sz w:val="22"/>
           <w:szCs w:val="22"/>
         </w:rPr>
@@ -476,8 +473,6 @@
       <w:r>
         <w:rPr>
           <w:rFonts w:ascii="メイリオ" w:cs="メイリオ" w:eastAsia="メイリオ" w:hAnsi="メイリオ"/>
-          <w:b w:val="false"/>
-          <w:bCs w:val="false"/>
           <w:sz w:val="22"/>
           <w:szCs w:val="22"/>
         </w:rPr>
@@ -496,8 +491,6 @@
       <w:r>
         <w:rPr>
           <w:rFonts w:ascii="メイリオ" w:cs="メイリオ" w:eastAsia="メイリオ" w:hAnsi="メイリオ"/>
-          <w:b w:val="false"/>
-          <w:bCs w:val="false"/>
           <w:sz w:val="22"/>
           <w:szCs w:val="22"/>
         </w:rPr>
@@ -516,8 +509,6 @@
       <w:r>
         <w:rPr>
           <w:rFonts w:ascii="メイリオ" w:cs="メイリオ" w:eastAsia="メイリオ" w:hAnsi="メイリオ"/>
-          <w:b w:val="false"/>
-          <w:bCs w:val="false"/>
           <w:sz w:val="22"/>
           <w:szCs w:val="22"/>
         </w:rPr>
@@ -901,7 +892,7 @@
                 <w:sz w:val="22"/>
                 <w:szCs w:val="22"/>
               </w:rPr>
-              <w:t xml:space="preserve">専門知識・構造化力　→　壁打ち相手・問いの番人（答えは持ち込まない）</w:t>
+              <w:t xml:space="preserve">専門知識・構造化力　→　壁打ち相手（答えは持ち込まない）</w:t>
             </w:r>
           </w:p>
         </w:tc>
@@ -1234,29 +1225,6 @@
           <w:szCs w:val="22"/>
         </w:rPr>
         <w:t xml:space="preserve">津田先生（名目でなく実質的に。学生が「使われている」と判断したら即見直せる権限を持つ）</w:t>
-      </w:r>
-    </w:p>
-    <w:p>
-      <w:pPr>
-        <w:spacing w:after="60"/>
-      </w:pPr>
-      <w:r>
-        <w:rPr>
-          <w:rFonts w:ascii="メイリオ" w:cs="メイリオ" w:eastAsia="メイリオ" w:hAnsi="メイリオ"/>
-          <w:b/>
-          <w:bCs/>
-          <w:sz w:val="22"/>
-          <w:szCs w:val="22"/>
-        </w:rPr>
-        <w:t xml:space="preserve">資金面　</w:t>
-      </w:r>
-      <w:r>
-        <w:rPr>
-          <w:rFonts w:ascii="メイリオ" w:cs="メイリオ" w:eastAsia="メイリオ" w:hAnsi="メイリオ"/>
-          <w:sz w:val="22"/>
-          <w:szCs w:val="22"/>
-        </w:rPr>
-        <w:t xml:space="preserve">愛知学院大学「シャチ活チャレンジ応援金」の活用を検討</w:t>
       </w:r>
     </w:p>
     <w:p>
